--- a/JaydeePiracy/data/strings/Lore Document.docx
+++ b/JaydeePiracy/data/strings/Lore Document.docx
@@ -4,23 +4,7 @@
   <w:body>
     <w:p>
       <w:r>
-        <w:t xml:space="preserve">Hello! Welcome to the </w:t>
-      </w:r>
-      <w:proofErr w:type="spellStart"/>
-      <w:r>
-        <w:t>JaydeePiracy</w:t>
-      </w:r>
-      <w:proofErr w:type="spellEnd"/>
-      <w:r>
-        <w:t xml:space="preserve"> lore document! This mostly exists to track my personal alterations to the setting of </w:t>
-      </w:r>
-      <w:proofErr w:type="spellStart"/>
-      <w:r>
-        <w:t>Starsector</w:t>
-      </w:r>
-      <w:proofErr w:type="spellEnd"/>
-      <w:r>
-        <w:t>.</w:t>
+        <w:t>Hello! Welcome to the JaydeePiracy lore document! This mostly exists to track my personal alterations to the setting of Starsector.</w:t>
       </w:r>
       <w:r>
         <w:t xml:space="preserve"> Have fun! If you ever find this, tell me, I think its fun to have something like this hidden in the files.</w:t>
@@ -49,15 +33,7 @@
         <w:t>Caelus</w:t>
       </w:r>
       <w:r>
-        <w:t xml:space="preserve">, (father of Janus, </w:t>
-      </w:r>
-      <w:proofErr w:type="spellStart"/>
-      <w:r>
-        <w:t>Gedit</w:t>
-      </w:r>
-      <w:proofErr w:type="spellEnd"/>
-      <w:r>
-        <w:t>?)</w:t>
+        <w:t>, (father of Janus, Gedit?)</w:t>
       </w:r>
     </w:p>
     <w:p>
@@ -81,15 +57,7 @@
         <w:t>Omega</w:t>
       </w:r>
       <w:r>
-        <w:t xml:space="preserve"> is friendly, </w:t>
-      </w:r>
-      <w:proofErr w:type="spellStart"/>
-      <w:r>
-        <w:t>ish</w:t>
-      </w:r>
-      <w:proofErr w:type="spellEnd"/>
-      <w:r>
-        <w:t>. They want to pull all of humanity into a better dimension that they have discovered, which is free of the Shroud and the Singers who pose an eventual existential th</w:t>
+        <w:t xml:space="preserve"> is friendly, ish. They want to pull all of humanity into a better dimension that they have discovered, which is free of the Shroud and the Singers who pose an eventual existential th</w:t>
       </w:r>
       <w:r>
         <w:t>r</w:t>
@@ -107,23 +75,7 @@
         <w:t xml:space="preserve"> Omega employs human helpers for this project, vetting them with games and puzzles</w:t>
       </w:r>
       <w:r>
-        <w:t xml:space="preserve">. The </w:t>
-      </w:r>
-      <w:proofErr w:type="spellStart"/>
-      <w:r>
-        <w:t>Naggarok</w:t>
-      </w:r>
-      <w:proofErr w:type="spellEnd"/>
-      <w:r>
-        <w:t xml:space="preserve">, </w:t>
-      </w:r>
-      <w:proofErr w:type="spellStart"/>
-      <w:r>
-        <w:t>Gninesis</w:t>
-      </w:r>
-      <w:proofErr w:type="spellEnd"/>
-      <w:r>
-        <w:t xml:space="preserve"> and Eschaton were products of this project, Omega vessels suitable for human </w:t>
+        <w:t xml:space="preserve">. The Naggarok, Gninesis and Eschaton were products of this project, Omega vessels suitable for human </w:t>
       </w:r>
       <w:r>
         <w:t>habitation</w:t>
@@ -162,23 +114,7 @@
         <w:t>Consolidated Mysore-Congreve</w:t>
       </w:r>
       <w:r>
-        <w:t xml:space="preserve"> produced the </w:t>
-      </w:r>
-      <w:proofErr w:type="spellStart"/>
-      <w:r>
-        <w:t>Planetkiller</w:t>
-      </w:r>
-      <w:proofErr w:type="spellEnd"/>
-      <w:r>
-        <w:t xml:space="preserve"> Device, named after the </w:t>
-      </w:r>
-      <w:proofErr w:type="spellStart"/>
-      <w:r>
-        <w:t>Mysorian</w:t>
-      </w:r>
-      <w:proofErr w:type="spellEnd"/>
-      <w:r>
-        <w:t xml:space="preserve"> rocket and William Congreve, who reversed engineered it for use by the British Empire. </w:t>
+        <w:t xml:space="preserve"> produced the Planetkiller Device, named after the Mysorian rocket and William Congreve, who reversed engineered it for use by the British Empire. </w:t>
       </w:r>
     </w:p>
     <w:p>
@@ -190,75 +126,19 @@
         <w:t>The Domain</w:t>
       </w:r>
       <w:r>
-        <w:t xml:space="preserve"> seat of power was in </w:t>
-      </w:r>
-      <w:proofErr w:type="spellStart"/>
-      <w:r>
-        <w:t>Thuban</w:t>
-      </w:r>
-      <w:proofErr w:type="spellEnd"/>
-      <w:r>
-        <w:t xml:space="preserve"> (Alpha Draconis, apex tyrant if you will). The closest neighbours of </w:t>
-      </w:r>
-      <w:proofErr w:type="spellStart"/>
-      <w:r>
-        <w:t>Persea</w:t>
-      </w:r>
-      <w:proofErr w:type="spellEnd"/>
-      <w:r>
-        <w:t xml:space="preserve"> is Auriga, also in the </w:t>
-      </w:r>
-      <w:proofErr w:type="spellStart"/>
-      <w:r>
-        <w:t>Persean</w:t>
-      </w:r>
-      <w:proofErr w:type="spellEnd"/>
-      <w:r>
-        <w:t xml:space="preserve"> Arm. What happened to them is unknown, people may have been sent to find out but even if they left as soon as the Collapse occurred they still wouldn’t have returned yet.</w:t>
+        <w:t xml:space="preserve"> seat of power was in Thuban (Alpha Draconis, apex tyrant if you will). The closest neighbours of Persea is Auriga, also in the Persean Arm. What happened to them is unknown, people may have been sent to find out but even if they left as soon as the Collapse occurred they still wouldn’t have returned yet.</w:t>
       </w:r>
       <w:r>
         <w:t xml:space="preserve"> </w:t>
       </w:r>
       <w:r>
-        <w:t xml:space="preserve">The Domain operated Blacksites within every colonised sector which produce DISPP (Domain Intra-Sector Phase-capable </w:t>
-      </w:r>
-      <w:proofErr w:type="spellStart"/>
-      <w:r>
-        <w:t>Planetkiller</w:t>
-      </w:r>
-      <w:proofErr w:type="spellEnd"/>
-      <w:r>
-        <w:t xml:space="preserve">) </w:t>
-      </w:r>
-      <w:proofErr w:type="spellStart"/>
-      <w:r>
-        <w:t>Interfectors</w:t>
-      </w:r>
-      <w:proofErr w:type="spellEnd"/>
-      <w:r>
-        <w:t xml:space="preserve"> (Murderers) in order to glass them if they ever step out of line, the one in </w:t>
-      </w:r>
-      <w:proofErr w:type="spellStart"/>
-      <w:r>
-        <w:t>Persea</w:t>
-      </w:r>
-      <w:proofErr w:type="spellEnd"/>
-      <w:r>
-        <w:t xml:space="preserve"> enacted Network Failure and </w:t>
+        <w:t xml:space="preserve">The Domain operated Blacksites within every colonised sector which produce DISPP (Domain Intra-Sector Phase-capable Planetkiller) Interfectors (Murderers) in order to glass them if they ever step out of line, the one in Persea enacted Network Failure and </w:t>
       </w:r>
       <w:r>
         <w:t xml:space="preserve">the crew were </w:t>
       </w:r>
       <w:r>
-        <w:t xml:space="preserve">disassembled by rampant </w:t>
-      </w:r>
-      <w:proofErr w:type="spellStart"/>
-      <w:r>
-        <w:t>defense</w:t>
-      </w:r>
-      <w:proofErr w:type="spellEnd"/>
-      <w:r>
-        <w:t xml:space="preserve"> drones.</w:t>
+        <w:t>disassembled by rampant defense drones.</w:t>
       </w:r>
     </w:p>
     <w:p>
@@ -267,81 +147,29 @@
           <w:b/>
           <w:bCs/>
         </w:rPr>
-        <w:t xml:space="preserve">The </w:t>
-      </w:r>
-      <w:proofErr w:type="spellStart"/>
+        <w:t>The Opis Charte</w:t>
+      </w:r>
       <w:r>
         <w:rPr>
           <w:b/>
           <w:bCs/>
         </w:rPr>
-        <w:t>Opis</w:t>
-      </w:r>
-      <w:proofErr w:type="spellEnd"/>
-      <w:r>
-        <w:rPr>
-          <w:b/>
-          <w:bCs/>
-        </w:rPr>
-        <w:t xml:space="preserve"> Chartered Republic</w:t>
-      </w:r>
-      <w:r>
-        <w:t xml:space="preserve"> emblem is a blue rose, </w:t>
-      </w:r>
-      <w:proofErr w:type="spellStart"/>
-      <w:r>
-        <w:t>Alviss’s</w:t>
-      </w:r>
-      <w:proofErr w:type="spellEnd"/>
-      <w:r>
-        <w:t xml:space="preserve"> parents were from </w:t>
-      </w:r>
-      <w:proofErr w:type="spellStart"/>
-      <w:r>
-        <w:t>Opis</w:t>
-      </w:r>
-      <w:proofErr w:type="spellEnd"/>
-      <w:r>
-        <w:t xml:space="preserve">, two mothers, but in orbit during the </w:t>
-      </w:r>
-      <w:proofErr w:type="spellStart"/>
-      <w:r>
-        <w:t>Askonia</w:t>
-      </w:r>
-      <w:proofErr w:type="spellEnd"/>
-      <w:r>
-        <w:t xml:space="preserve"> Crisis as they were part of the </w:t>
-      </w:r>
-      <w:proofErr w:type="spellStart"/>
-      <w:r>
-        <w:t>Opis</w:t>
-      </w:r>
-      <w:proofErr w:type="spellEnd"/>
-      <w:r>
-        <w:t xml:space="preserve"> Chartered Republic Discovery Service, a state sponsored survey outfit. </w:t>
-      </w:r>
-      <w:proofErr w:type="spellStart"/>
-      <w:r>
-        <w:t>Alviss</w:t>
-      </w:r>
-      <w:proofErr w:type="spellEnd"/>
-      <w:r>
-        <w:t xml:space="preserve"> and his family became refugees on Chalcedon and lived as farmers, the influx of refugees</w:t>
-      </w:r>
-      <w:r>
-        <w:t xml:space="preserve"> offset the </w:t>
-      </w:r>
-      <w:proofErr w:type="spellStart"/>
-      <w:r>
-        <w:t>Luddic</w:t>
-      </w:r>
-      <w:proofErr w:type="spellEnd"/>
-      <w:r>
-        <w:t xml:space="preserve"> majority population for a time and so they did not see it necessary to convert. </w:t>
+        <w:t>ry</w:t>
+      </w:r>
+      <w:r>
+        <w:t xml:space="preserve"> emblem is a blue rose, Alviss’s parents were from Opis, two mothers, but in orbit during the Askonia Crisis as they were part of the Opis Charter</w:t>
+      </w:r>
+      <w:r>
+        <w:t>y</w:t>
+      </w:r>
+      <w:r>
+        <w:t>Discovery Service, a state sponsored survey outfit. Alviss and his family became refugees on Chalcedon and lived as farmers, the influx of refugees</w:t>
+      </w:r>
+      <w:r>
+        <w:t xml:space="preserve"> offset the Luddic majority population for a time and so they did not see it necessary to convert. </w:t>
       </w:r>
     </w:p>
     <w:p>
-      <w:proofErr w:type="spellStart"/>
       <w:r>
         <w:rPr>
           <w:b/>
@@ -349,33 +177,8 @@
         </w:rPr>
         <w:t>Alviss</w:t>
       </w:r>
-      <w:proofErr w:type="spellEnd"/>
-      <w:r>
-        <w:t xml:space="preserve"> worked on the </w:t>
-      </w:r>
-      <w:proofErr w:type="spellStart"/>
-      <w:r>
-        <w:t>Driessig</w:t>
-      </w:r>
-      <w:proofErr w:type="spellEnd"/>
-      <w:r>
-        <w:t xml:space="preserve"> Hypothesis with Homura </w:t>
-      </w:r>
-      <w:proofErr w:type="spellStart"/>
-      <w:r>
-        <w:t>Driessig</w:t>
-      </w:r>
-      <w:proofErr w:type="spellEnd"/>
-      <w:r>
-        <w:t xml:space="preserve"> (Maybe she designed the </w:t>
-      </w:r>
-      <w:proofErr w:type="spellStart"/>
-      <w:r>
-        <w:t>Wehihhi</w:t>
-      </w:r>
-      <w:proofErr w:type="spellEnd"/>
-      <w:r>
-        <w:t>, THIS IS A JOKE), which allows for the long range detection of even inactive gates. This familiarity with Hyperspace Physics gained him the job as your personal liaison for the Janus project.</w:t>
+      <w:r>
+        <w:t xml:space="preserve"> worked on the Driessig Hypothesis with Homura Driessig (Maybe she designed the Wehihhi, THIS IS A JOKE), which allows for the long range detection of even inactive gates. This familiarity with Hyperspace Physics gained him the job as your personal liaison for the Janus project.</w:t>
       </w:r>
     </w:p>
     <w:p>
@@ -384,115 +187,58 @@
           <w:b/>
           <w:bCs/>
         </w:rPr>
-        <w:t xml:space="preserve">Togashi </w:t>
-      </w:r>
-      <w:proofErr w:type="spellStart"/>
+        <w:t xml:space="preserve">Togashi Aberscain </w:t>
+      </w:r>
+      <w:r>
+        <w:t xml:space="preserve">was the project leader of the Alpha Site, his wife </w:t>
+      </w:r>
+      <w:r>
+        <w:t>Rikka</w:t>
+      </w:r>
+      <w:r>
+        <w:t xml:space="preserve"> </w:t>
+      </w:r>
+      <w:r>
+        <w:t>Akemi</w:t>
+      </w:r>
+      <w:r>
+        <w:t xml:space="preserve"> fled the site before</w:t>
+      </w:r>
+      <w:r>
+        <w:t>/</w:t>
+      </w:r>
+      <w:r>
+        <w:t>during the failure of the Ziggurat Project in the TTS Tyrant, the product of reverse engineering Omega Weaponry at the site and attempting to improve the temporal shell.</w:t>
+      </w:r>
+    </w:p>
+    <w:p>
       <w:r>
         <w:rPr>
           <w:b/>
           <w:bCs/>
         </w:rPr>
-        <w:t>Aberscain</w:t>
-      </w:r>
-      <w:proofErr w:type="spellEnd"/>
-      <w:r>
-        <w:rPr>
-          <w:b/>
-          <w:bCs/>
-        </w:rPr>
+        <w:t>Flowerfish Mercenary Company</w:t>
+      </w:r>
+      <w:r>
+        <w:t xml:space="preserve"> is a PMC run out of Ailmar by Maerula, an elusive hacker. FMC have a simple command structure, with Firsts outranking Seconds outranking Thirds. Maerula is a camouflaged butterfly, the genus of which pollinates Spider Lilies. It also references ruling a fake kingdom, which links to the fact that they secretly puppet the Fikenheld Monarchy using that governments radical populist governmental system, controlling the holo-dramas that underpin its </w:t>
+      </w:r>
+      <w:r>
+        <w:lastRenderedPageBreak/>
+        <w:t>elections. Maerula is a friend of Gargoyle</w:t>
+      </w:r>
+      <w:r>
+        <w:t xml:space="preserve"> and </w:t>
+      </w:r>
+      <w:r>
+        <w:t>incredibly paranoid</w:t>
+      </w:r>
+      <w:r>
+        <w:t>.</w:t>
+      </w:r>
+      <w:r>
         <w:t xml:space="preserve"> </w:t>
       </w:r>
       <w:r>
-        <w:t xml:space="preserve">was the project leader of the Alpha Site, his wife </w:t>
-      </w:r>
-      <w:r>
-        <w:t>Rikka</w:t>
-      </w:r>
-      <w:r>
-        <w:t xml:space="preserve"> </w:t>
-      </w:r>
-      <w:r>
-        <w:t>Akemi</w:t>
-      </w:r>
-      <w:r>
-        <w:t xml:space="preserve"> fled the site before</w:t>
-      </w:r>
-      <w:r>
-        <w:t>/</w:t>
-      </w:r>
-      <w:r>
-        <w:t>during the failure of the Ziggurat Project in the TTS Tyrant, the product of reverse engineering Omega Weaponry at the site and attempting to improve the temporal shell.</w:t>
-      </w:r>
-    </w:p>
-    <w:p>
-      <w:proofErr w:type="spellStart"/>
-      <w:r>
-        <w:rPr>
-          <w:b/>
-          <w:bCs/>
-        </w:rPr>
-        <w:t>Flowerfish</w:t>
-      </w:r>
-      <w:proofErr w:type="spellEnd"/>
-      <w:r>
-        <w:rPr>
-          <w:b/>
-          <w:bCs/>
-        </w:rPr>
-        <w:t xml:space="preserve"> Mercenary Company</w:t>
-      </w:r>
-      <w:r>
-        <w:t xml:space="preserve"> is a PMC run out of Ailmar by </w:t>
-      </w:r>
-      <w:proofErr w:type="spellStart"/>
-      <w:r>
-        <w:t>Maerula</w:t>
-      </w:r>
-      <w:proofErr w:type="spellEnd"/>
-      <w:r>
-        <w:t xml:space="preserve">, an elusive hacker. FMC have a simple command structure, with Firsts outranking Seconds outranking Thirds. </w:t>
-      </w:r>
-      <w:proofErr w:type="spellStart"/>
-      <w:r>
-        <w:t>Maerula</w:t>
-      </w:r>
-      <w:proofErr w:type="spellEnd"/>
-      <w:r>
-        <w:t xml:space="preserve"> is a camouflaged butterfly, the genus of which pollinates Spider Lilies. It also references ruling a fake kingdom, which links to the fact that they secretly puppet the </w:t>
-      </w:r>
-      <w:proofErr w:type="spellStart"/>
-      <w:r>
-        <w:t>Fikenheld</w:t>
-      </w:r>
-      <w:proofErr w:type="spellEnd"/>
-      <w:r>
-        <w:t xml:space="preserve"> Monarchy using that governments radical populist governmental system, controlling the holo-dramas that underpin its </w:t>
-      </w:r>
-      <w:r>
-        <w:lastRenderedPageBreak/>
-        <w:t xml:space="preserve">elections. </w:t>
-      </w:r>
-      <w:proofErr w:type="spellStart"/>
-      <w:r>
-        <w:t>Maerula</w:t>
-      </w:r>
-      <w:proofErr w:type="spellEnd"/>
-      <w:r>
-        <w:t xml:space="preserve"> is a person friend of Gargoyle</w:t>
-      </w:r>
-      <w:r>
-        <w:t xml:space="preserve"> and </w:t>
-      </w:r>
-      <w:r>
-        <w:t>incredibly paranoid</w:t>
-      </w:r>
-      <w:r>
-        <w:t>.</w:t>
-      </w:r>
-      <w:r>
-        <w:t xml:space="preserve"> </w:t>
-      </w:r>
-      <w:r>
         <w:t xml:space="preserve">They </w:t>
       </w:r>
       <w:r>
@@ -511,15 +257,7 @@
         <w:t>. Rumours persist they are an AI core, but these are unsubstantiated.</w:t>
       </w:r>
       <w:r>
-        <w:t xml:space="preserve"> </w:t>
-      </w:r>
-      <w:proofErr w:type="spellStart"/>
-      <w:r>
-        <w:t>Flowerfish</w:t>
-      </w:r>
-      <w:proofErr w:type="spellEnd"/>
-      <w:r>
-        <w:t xml:space="preserve"> codenames are universally types of food.</w:t>
+        <w:t xml:space="preserve"> Flowerfish codenames are universally types of food.</w:t>
       </w:r>
     </w:p>
     <w:sectPr>

--- a/JaydeePiracy/data/strings/Lore Document.docx
+++ b/JaydeePiracy/data/strings/Lore Document.docx
@@ -4,10 +4,34 @@
   <w:body>
     <w:p>
       <w:r>
-        <w:t>Hello! Welcome to the JaydeePiracy lore document! This mostly exists to track my personal alterations to the setting of Starsector.</w:t>
-      </w:r>
-      <w:r>
-        <w:t xml:space="preserve"> Have fun! If you ever find this, tell me, I think its fun to have something like this hidden in the files.</w:t>
+        <w:t xml:space="preserve">Hello! Welcome to the </w:t>
+      </w:r>
+      <w:proofErr w:type="spellStart"/>
+      <w:r>
+        <w:t>JaydeePiracy</w:t>
+      </w:r>
+      <w:proofErr w:type="spellEnd"/>
+      <w:r>
+        <w:t xml:space="preserve"> lore document! This mostly exists to track my personal alterations to the setting of </w:t>
+      </w:r>
+      <w:proofErr w:type="spellStart"/>
+      <w:r>
+        <w:t>Starsector</w:t>
+      </w:r>
+      <w:proofErr w:type="spellEnd"/>
+      <w:r>
+        <w:t>.</w:t>
+      </w:r>
+      <w:r>
+        <w:t xml:space="preserve"> Have fun! If you ever find this, tell me, I think </w:t>
+      </w:r>
+      <w:proofErr w:type="spellStart"/>
+      <w:r>
+        <w:t>its</w:t>
+      </w:r>
+      <w:proofErr w:type="spellEnd"/>
+      <w:r>
+        <w:t xml:space="preserve"> fun to have something like this hidden in the files.</w:t>
       </w:r>
     </w:p>
     <w:p/>
@@ -33,7 +57,15 @@
         <w:t>Caelus</w:t>
       </w:r>
       <w:r>
-        <w:t>, (father of Janus, Gedit?)</w:t>
+        <w:t xml:space="preserve">, (father of Janus, </w:t>
+      </w:r>
+      <w:proofErr w:type="spellStart"/>
+      <w:r>
+        <w:t>Gedit</w:t>
+      </w:r>
+      <w:proofErr w:type="spellEnd"/>
+      <w:r>
+        <w:t>?)</w:t>
       </w:r>
     </w:p>
     <w:p>
@@ -57,7 +89,15 @@
         <w:t>Omega</w:t>
       </w:r>
       <w:r>
-        <w:t xml:space="preserve"> is friendly, ish. They want to pull all of humanity into a better dimension that they have discovered, which is free of the Shroud and the Singers who pose an eventual existential th</w:t>
+        <w:t xml:space="preserve"> is friendly, </w:t>
+      </w:r>
+      <w:proofErr w:type="spellStart"/>
+      <w:r>
+        <w:t>ish</w:t>
+      </w:r>
+      <w:proofErr w:type="spellEnd"/>
+      <w:r>
+        <w:t>. They want to pull all of humanity into a better dimension that they have discovered, which is free of the Shroud and the Singers who pose an eventual existential th</w:t>
       </w:r>
       <w:r>
         <w:t>r</w:t>
@@ -75,7 +115,23 @@
         <w:t xml:space="preserve"> Omega employs human helpers for this project, vetting them with games and puzzles</w:t>
       </w:r>
       <w:r>
-        <w:t xml:space="preserve">. The Naggarok, Gninesis and Eschaton were products of this project, Omega vessels suitable for human </w:t>
+        <w:t xml:space="preserve">. The </w:t>
+      </w:r>
+      <w:proofErr w:type="spellStart"/>
+      <w:r>
+        <w:t>Naggarok</w:t>
+      </w:r>
+      <w:proofErr w:type="spellEnd"/>
+      <w:r>
+        <w:t xml:space="preserve">, </w:t>
+      </w:r>
+      <w:proofErr w:type="spellStart"/>
+      <w:r>
+        <w:t>Gninesis</w:t>
+      </w:r>
+      <w:proofErr w:type="spellEnd"/>
+      <w:r>
+        <w:t xml:space="preserve"> and Eschaton were products of this project, Omega vessels suitable for human </w:t>
       </w:r>
       <w:r>
         <w:t>habitation</w:t>
@@ -114,7 +170,23 @@
         <w:t>Consolidated Mysore-Congreve</w:t>
       </w:r>
       <w:r>
-        <w:t xml:space="preserve"> produced the Planetkiller Device, named after the Mysorian rocket and William Congreve, who reversed engineered it for use by the British Empire. </w:t>
+        <w:t xml:space="preserve"> produced the </w:t>
+      </w:r>
+      <w:proofErr w:type="spellStart"/>
+      <w:r>
+        <w:t>Planetkiller</w:t>
+      </w:r>
+      <w:proofErr w:type="spellEnd"/>
+      <w:r>
+        <w:t xml:space="preserve"> Device, named after the </w:t>
+      </w:r>
+      <w:proofErr w:type="spellStart"/>
+      <w:r>
+        <w:t>Mysorian</w:t>
+      </w:r>
+      <w:proofErr w:type="spellEnd"/>
+      <w:r>
+        <w:t xml:space="preserve"> rocket and William Congreve, who reversed engineered it for use by the British Empire. </w:t>
       </w:r>
     </w:p>
     <w:p>
@@ -126,19 +198,83 @@
         <w:t>The Domain</w:t>
       </w:r>
       <w:r>
-        <w:t xml:space="preserve"> seat of power was in Thuban (Alpha Draconis, apex tyrant if you will). The closest neighbours of Persea is Auriga, also in the Persean Arm. What happened to them is unknown, people may have been sent to find out but even if they left as soon as the Collapse occurred they still wouldn’t have returned yet.</w:t>
+        <w:t xml:space="preserve"> seat of power was in </w:t>
+      </w:r>
+      <w:proofErr w:type="spellStart"/>
+      <w:r>
+        <w:t>Thuban</w:t>
+      </w:r>
+      <w:proofErr w:type="spellEnd"/>
+      <w:r>
+        <w:t xml:space="preserve"> (Alpha Draconis, apex tyrant if you will). The closest neighbours of </w:t>
+      </w:r>
+      <w:proofErr w:type="spellStart"/>
+      <w:r>
+        <w:t>Persea</w:t>
+      </w:r>
+      <w:proofErr w:type="spellEnd"/>
+      <w:r>
+        <w:t xml:space="preserve"> is Auriga, also in the </w:t>
+      </w:r>
+      <w:proofErr w:type="spellStart"/>
+      <w:r>
+        <w:t>Persean</w:t>
+      </w:r>
+      <w:proofErr w:type="spellEnd"/>
+      <w:r>
+        <w:t xml:space="preserve"> Arm. What happened to them is unknown, people may have been sent to find out but even if they left as soon as the Collapse occurred they still wouldn’t have returned yet.</w:t>
       </w:r>
       <w:r>
         <w:t xml:space="preserve"> </w:t>
       </w:r>
       <w:r>
-        <w:t xml:space="preserve">The Domain operated Blacksites within every colonised sector which produce DISPP (Domain Intra-Sector Phase-capable Planetkiller) Interfectors (Murderers) in order to glass them if they ever step out of line, the one in Persea enacted Network Failure and </w:t>
+        <w:t xml:space="preserve">The Domain operated </w:t>
+      </w:r>
+      <w:proofErr w:type="spellStart"/>
+      <w:r>
+        <w:t>Blacksites</w:t>
+      </w:r>
+      <w:proofErr w:type="spellEnd"/>
+      <w:r>
+        <w:t xml:space="preserve"> within every colonised sector which produce DISPP (Domain Intra-Sector Phase-capable </w:t>
+      </w:r>
+      <w:proofErr w:type="spellStart"/>
+      <w:r>
+        <w:t>Planetkiller</w:t>
+      </w:r>
+      <w:proofErr w:type="spellEnd"/>
+      <w:r>
+        <w:t xml:space="preserve">) </w:t>
+      </w:r>
+      <w:proofErr w:type="spellStart"/>
+      <w:r>
+        <w:t>Interfectors</w:t>
+      </w:r>
+      <w:proofErr w:type="spellEnd"/>
+      <w:r>
+        <w:t xml:space="preserve"> (Murderers) in order to glass them if they ever step out of line, the one in </w:t>
+      </w:r>
+      <w:proofErr w:type="spellStart"/>
+      <w:r>
+        <w:t>Persea</w:t>
+      </w:r>
+      <w:proofErr w:type="spellEnd"/>
+      <w:r>
+        <w:t xml:space="preserve"> enacted Network Failure and </w:t>
       </w:r>
       <w:r>
         <w:t xml:space="preserve">the crew were </w:t>
       </w:r>
       <w:r>
-        <w:t>disassembled by rampant defense drones.</w:t>
+        <w:t xml:space="preserve">disassembled by rampant </w:t>
+      </w:r>
+      <w:proofErr w:type="spellStart"/>
+      <w:r>
+        <w:t>defense</w:t>
+      </w:r>
+      <w:proofErr w:type="spellEnd"/>
+      <w:r>
+        <w:t xml:space="preserve"> drones.</w:t>
       </w:r>
     </w:p>
     <w:p>
@@ -147,7 +283,31 @@
           <w:b/>
           <w:bCs/>
         </w:rPr>
-        <w:t>The Opis Charte</w:t>
+        <w:t xml:space="preserve">The </w:t>
+      </w:r>
+      <w:proofErr w:type="spellStart"/>
+      <w:r>
+        <w:rPr>
+          <w:b/>
+          <w:bCs/>
+        </w:rPr>
+        <w:t>Opis</w:t>
+      </w:r>
+      <w:proofErr w:type="spellEnd"/>
+      <w:r>
+        <w:rPr>
+          <w:b/>
+          <w:bCs/>
+        </w:rPr>
+        <w:t xml:space="preserve"> </w:t>
+      </w:r>
+      <w:proofErr w:type="spellStart"/>
+      <w:r>
+        <w:rPr>
+          <w:b/>
+          <w:bCs/>
+        </w:rPr>
+        <w:t>Charte</w:t>
       </w:r>
       <w:r>
         <w:rPr>
@@ -156,20 +316,70 @@
         </w:rPr>
         <w:t>ry</w:t>
       </w:r>
-      <w:r>
-        <w:t xml:space="preserve"> emblem is a blue rose, Alviss’s parents were from Opis, two mothers, but in orbit during the Askonia Crisis as they were part of the Opis Charter</w:t>
+      <w:proofErr w:type="spellEnd"/>
+      <w:r>
+        <w:t xml:space="preserve"> emblem is a blue rose, Alviss’s parents were from </w:t>
+      </w:r>
+      <w:proofErr w:type="spellStart"/>
+      <w:r>
+        <w:t>Opis</w:t>
+      </w:r>
+      <w:proofErr w:type="spellEnd"/>
+      <w:r>
+        <w:t xml:space="preserve">, two mothers, but in orbit during the </w:t>
+      </w:r>
+      <w:proofErr w:type="spellStart"/>
+      <w:r>
+        <w:t>Askonia</w:t>
+      </w:r>
+      <w:proofErr w:type="spellEnd"/>
+      <w:r>
+        <w:t xml:space="preserve"> Crisis as they were part of the </w:t>
+      </w:r>
+      <w:proofErr w:type="spellStart"/>
+      <w:r>
+        <w:t>Opis</w:t>
+      </w:r>
+      <w:proofErr w:type="spellEnd"/>
+      <w:r>
+        <w:t xml:space="preserve"> </w:t>
+      </w:r>
+      <w:proofErr w:type="spellStart"/>
+      <w:r>
+        <w:t>Charter</w:t>
       </w:r>
       <w:r>
         <w:t>y</w:t>
       </w:r>
-      <w:r>
-        <w:t>Discovery Service, a state sponsored survey outfit. Alviss and his family became refugees on Chalcedon and lived as farmers, the influx of refugees</w:t>
-      </w:r>
-      <w:r>
-        <w:t xml:space="preserve"> offset the Luddic majority population for a time and so they did not see it necessary to convert. </w:t>
+      <w:proofErr w:type="spellEnd"/>
+      <w:r>
+        <w:t xml:space="preserve"> </w:t>
+      </w:r>
+      <w:r>
+        <w:t xml:space="preserve">Discovery Service, a state sponsored survey outfit. </w:t>
+      </w:r>
+      <w:proofErr w:type="spellStart"/>
+      <w:r>
+        <w:t>Alviss</w:t>
+      </w:r>
+      <w:proofErr w:type="spellEnd"/>
+      <w:r>
+        <w:t xml:space="preserve"> and his family became refugees on Chalcedon and lived as farmers, the influx of refugees</w:t>
+      </w:r>
+      <w:r>
+        <w:t xml:space="preserve"> offset the </w:t>
+      </w:r>
+      <w:proofErr w:type="spellStart"/>
+      <w:r>
+        <w:t>Luddic</w:t>
+      </w:r>
+      <w:proofErr w:type="spellEnd"/>
+      <w:r>
+        <w:t xml:space="preserve"> majority population for a time and so they did not see it necessary to convert. </w:t>
       </w:r>
     </w:p>
     <w:p>
+      <w:proofErr w:type="spellStart"/>
       <w:r>
         <w:rPr>
           <w:b/>
@@ -177,8 +387,33 @@
         </w:rPr>
         <w:t>Alviss</w:t>
       </w:r>
-      <w:r>
-        <w:t xml:space="preserve"> worked on the Driessig Hypothesis with Homura Driessig (Maybe she designed the Wehihhi, THIS IS A JOKE), which allows for the long range detection of even inactive gates. This familiarity with Hyperspace Physics gained him the job as your personal liaison for the Janus project.</w:t>
+      <w:proofErr w:type="spellEnd"/>
+      <w:r>
+        <w:t xml:space="preserve"> worked on the </w:t>
+      </w:r>
+      <w:proofErr w:type="spellStart"/>
+      <w:r>
+        <w:t>Driessig</w:t>
+      </w:r>
+      <w:proofErr w:type="spellEnd"/>
+      <w:r>
+        <w:t xml:space="preserve"> Hypothesis with Homura </w:t>
+      </w:r>
+      <w:proofErr w:type="spellStart"/>
+      <w:r>
+        <w:t>Driessig</w:t>
+      </w:r>
+      <w:proofErr w:type="spellEnd"/>
+      <w:r>
+        <w:t xml:space="preserve"> (Maybe she designed the </w:t>
+      </w:r>
+      <w:proofErr w:type="spellStart"/>
+      <w:r>
+        <w:t>Wehihhi</w:t>
+      </w:r>
+      <w:proofErr w:type="spellEnd"/>
+      <w:r>
+        <w:t>, THIS IS A JOKE), which allows for the long range detection of even inactive gates. This familiarity with Hyperspace Physics gained him the job as your personal liaison for the Janus project.</w:t>
       </w:r>
     </w:p>
     <w:p>
@@ -187,44 +422,101 @@
           <w:b/>
           <w:bCs/>
         </w:rPr>
-        <w:t xml:space="preserve">Togashi Aberscain </w:t>
-      </w:r>
-      <w:r>
-        <w:t xml:space="preserve">was the project leader of the Alpha Site, his wife </w:t>
-      </w:r>
-      <w:r>
-        <w:t>Rikka</w:t>
-      </w:r>
-      <w:r>
-        <w:t xml:space="preserve"> </w:t>
-      </w:r>
-      <w:r>
-        <w:t>Akemi</w:t>
-      </w:r>
-      <w:r>
-        <w:t xml:space="preserve"> fled the site before</w:t>
-      </w:r>
-      <w:r>
-        <w:t>/</w:t>
-      </w:r>
-      <w:r>
-        <w:t>during the failure of the Ziggurat Project in the TTS Tyrant, the product of reverse engineering Omega Weaponry at the site and attempting to improve the temporal shell.</w:t>
-      </w:r>
-    </w:p>
-    <w:p>
+        <w:t xml:space="preserve">Togashi </w:t>
+      </w:r>
+      <w:proofErr w:type="spellStart"/>
       <w:r>
         <w:rPr>
           <w:b/>
           <w:bCs/>
         </w:rPr>
-        <w:t>Flowerfish Mercenary Company</w:t>
-      </w:r>
-      <w:r>
-        <w:t xml:space="preserve"> is a PMC run out of Ailmar by Maerula, an elusive hacker. FMC have a simple command structure, with Firsts outranking Seconds outranking Thirds. Maerula is a camouflaged butterfly, the genus of which pollinates Spider Lilies. It also references ruling a fake kingdom, which links to the fact that they secretly puppet the Fikenheld Monarchy using that governments radical populist governmental system, controlling the holo-dramas that underpin its </w:t>
+        <w:t>Aberscain</w:t>
+      </w:r>
+      <w:proofErr w:type="spellEnd"/>
+      <w:r>
+        <w:rPr>
+          <w:b/>
+          <w:bCs/>
+        </w:rPr>
+        <w:t xml:space="preserve"> </w:t>
+      </w:r>
+      <w:r>
+        <w:t xml:space="preserve">was the project leader of the Alpha Site, his wife </w:t>
+      </w:r>
+      <w:r>
+        <w:t>Rikka</w:t>
+      </w:r>
+      <w:r>
+        <w:t xml:space="preserve"> </w:t>
+      </w:r>
+      <w:r>
+        <w:t>Akemi</w:t>
+      </w:r>
+      <w:r>
+        <w:t xml:space="preserve"> fled the site before</w:t>
+      </w:r>
+      <w:r>
+        <w:t>/</w:t>
+      </w:r>
+      <w:r>
+        <w:t>during the failure of the Ziggurat Project in the TTS Tyrant, the product of reverse engineering Omega Weaponry at the site and attempting to improve the temporal shell.</w:t>
+      </w:r>
+    </w:p>
+    <w:p>
+      <w:proofErr w:type="spellStart"/>
+      <w:r>
+        <w:rPr>
+          <w:b/>
+          <w:bCs/>
+        </w:rPr>
+        <w:t>Flowerfish</w:t>
+      </w:r>
+      <w:proofErr w:type="spellEnd"/>
+      <w:r>
+        <w:rPr>
+          <w:b/>
+          <w:bCs/>
+        </w:rPr>
+        <w:t xml:space="preserve"> Mercenary Company</w:t>
+      </w:r>
+      <w:r>
+        <w:t xml:space="preserve"> is a PMC run out of Ailmar by </w:t>
+      </w:r>
+      <w:proofErr w:type="spellStart"/>
+      <w:r>
+        <w:t>Maerula</w:t>
+      </w:r>
+      <w:proofErr w:type="spellEnd"/>
+      <w:r>
+        <w:t xml:space="preserve">, an elusive hacker. FMC have a simple command structure, with Firsts outranking Seconds outranking Thirds. </w:t>
+      </w:r>
+      <w:proofErr w:type="spellStart"/>
+      <w:r>
+        <w:t>Maerula</w:t>
+      </w:r>
+      <w:proofErr w:type="spellEnd"/>
+      <w:r>
+        <w:t xml:space="preserve"> is a camouflaged butterfly, the genus of which pollinates Spider Lilies. It also references ruling a fake kingdom, which links to the fact that they secretly puppet the </w:t>
+      </w:r>
+      <w:proofErr w:type="spellStart"/>
+      <w:r>
+        <w:t>Fikenheld</w:t>
+      </w:r>
+      <w:proofErr w:type="spellEnd"/>
+      <w:r>
+        <w:t xml:space="preserve"> Monarchy using that governments radical populist governmental system, controlling the holo-dramas that underpin its </w:t>
       </w:r>
       <w:r>
         <w:lastRenderedPageBreak/>
-        <w:t>elections. Maerula is a friend of Gargoyle</w:t>
+        <w:t xml:space="preserve">elections. </w:t>
+      </w:r>
+      <w:proofErr w:type="spellStart"/>
+      <w:r>
+        <w:t>Maerula</w:t>
+      </w:r>
+      <w:proofErr w:type="spellEnd"/>
+      <w:r>
+        <w:t xml:space="preserve"> is a friend of Gargoyle</w:t>
       </w:r>
       <w:r>
         <w:t xml:space="preserve"> and </w:t>
@@ -257,7 +549,15 @@
         <w:t>. Rumours persist they are an AI core, but these are unsubstantiated.</w:t>
       </w:r>
       <w:r>
-        <w:t xml:space="preserve"> Flowerfish codenames are universally types of food.</w:t>
+        <w:t xml:space="preserve"> </w:t>
+      </w:r>
+      <w:proofErr w:type="spellStart"/>
+      <w:r>
+        <w:t>Flowerfish</w:t>
+      </w:r>
+      <w:proofErr w:type="spellEnd"/>
+      <w:r>
+        <w:t xml:space="preserve"> codenames are universally types of food.</w:t>
       </w:r>
     </w:p>
     <w:sectPr>
